--- a/novels/Mutation of the Apocalypse/Chapter_8_Seeking_Clarity.docx
+++ b/novels/Mutation of the Apocalypse/Chapter_8_Seeking_Clarity.docx
@@ -4,537 +4,341 @@
   <w:body>
     <w:p>
       <w:pPr>
-        <w:spacing w:before="0" w:after="120"/>
+        <w:pStyle w:val="Heading1"/>
       </w:pPr>
       <w:r>
-        <w:t>The first zombie Lucy killed almost killed her back.</w:t>
-      </w:r>
-    </w:p>
-    <w:p>
-      <w:pPr>
-        <w:spacing w:before="0" w:after="120"/>
-      </w:pPr>
-      <w:r>
-        <w:t>It was a Level 1, one of a pair that had been standing at the edge of the road near an overturned motorbike. Lucas had let her pick which one to go for. She'd chosen the smaller one, which was sound thinking, and come at it from behind, which was also sound. The problem was the katana — she'd never used one, and when she raised it for the first strike the blade angled wrong and the cut landed flat-side-first against the zombie's skull instead of edge-on.</w:t>
-      </w:r>
-    </w:p>
-    <w:p>
-      <w:pPr>
-        <w:spacing w:before="0" w:after="120"/>
-      </w:pPr>
-      <w:r>
-        <w:t>The zombie turned.</w:t>
-      </w:r>
-    </w:p>
-    <w:p>
-      <w:pPr>
-        <w:spacing w:before="0" w:after="120"/>
-      </w:pPr>
-      <w:r>
-        <w:t>She'd had four hours of instruction and her body hadn't caught up to it yet. She froze for one second — just one, but enough — and the zombie grabbed her forearm with both hands. Lucas was already moving, two meters behind her, but before he got there she drove her knee up into the zombie's chest, broke the grip, and put the blade through its eye on the way back down.</w:t>
-      </w:r>
-    </w:p>
-    <w:p>
-      <w:pPr>
-        <w:spacing w:before="0" w:after="120"/>
-      </w:pPr>
-      <w:r>
-        <w:t>The zombie dropped.</w:t>
-      </w:r>
-    </w:p>
-    <w:p>
-      <w:pPr>
-        <w:spacing w:before="0" w:after="120"/>
-      </w:pPr>
-      <w:r>
-        <w:t>She stood over it breathing hard, with the katana still in it, and didn't move.</w:t>
-      </w:r>
-    </w:p>
-    <w:p>
-      <w:pPr>
-        <w:spacing w:before="0" w:after="120"/>
-      </w:pPr>
-      <w:r>
-        <w:t>Lucas stopped beside her and waited. He'd given her the space to do it herself. He kept that space now.</w:t>
-      </w:r>
-    </w:p>
-    <w:p>
-      <w:pPr>
-        <w:spacing w:before="0" w:after="120"/>
-      </w:pPr>
-      <w:r>
-        <w:t>After a few seconds she pulled the blade out. Green blood ran off the edge. She looked at her forearm where the zombie's hands had closed on it — there was no bite wound, but the grip had been hard and she'd have bruises.</w:t>
-      </w:r>
-    </w:p>
-    <w:p>
-      <w:pPr>
-        <w:spacing w:before="0" w:after="120"/>
-      </w:pPr>
-      <w:r>
-        <w:t>"Okay," she said. Her voice was steady.</w:t>
-      </w:r>
-    </w:p>
-    <w:p>
-      <w:pPr>
-        <w:spacing w:before="0" w:after="120"/>
-      </w:pPr>
-      <w:r>
-        <w:t>"Okay," he agreed, and went to kill the second one.</w:t>
+        <w:t>Chapter 8: Seeking Clarity</w:t>
       </w:r>
     </w:p>
     <w:p>
       <w:r>
+        <w:br/>
+        <w:br/>
+        <w:t>Lucas just shrugged, looking just as puzzled. “I also have no idea. I got it on the 21st after killing a mutated fish. It took a while for the system to communicate with me, but I somehow sensed it was connected to killing that mutated fish.”</w:t>
+        <w:br/>
+        <w:br/>
+        <w:br/>
+        <w:t>He looked at Lucy and added, “Since you're unfamiliar with the system, my guess is that if someone never tries to kill or doesn't interact with the system at all, they remain oblivious to its existence—much like you.”</w:t>
+        <w:br/>
+        <w:br/>
+        <w:br/>
+        <w:t>Lucy gave him a serious look, really paying attention to what he was saying. “If your theory holds, then why do humans diverge into zombies and players, while other species simply become stronger as mutated versions?”</w:t>
+        <w:br/>
+        <w:br/>
+        <w:br/>
+        <w:t>“Considering what you shared about your party,” Lucas started, “I think it has something to do with human consciousness and the subconscious capacity for thought and reason. Did anyone consume alcohol during the party?”</w:t>
+        <w:br/>
+        <w:br/>
+        <w:br/>
+        <w:t>“Why ask about alcohol?” Lucy was a bit puzzled, as his question seemed out of place when talking about zombies.</w:t>
+        <w:br/>
+        <w:br/>
+        <w:br/>
+        <w:t>“Well,” Lucas considered, “alcohol might disrupt their thought processes during the system announcement.”</w:t>
+        <w:br/>
+        <w:br/>
+        <w:br/>
+        <w:t>Lucy's eyes widened as she realized something. “Wait, are you suggesting that alcohol could impact how people respond to the system?”</w:t>
+        <w:br/>
+        <w:br/>
+        <w:br/>
+        <w:t>“Yes, assuming our theory is accurate,” Lucas said. “People who became zombies might have had their subconscious and conscious faculties disrupted when the system was introduced. As for us players, our consciousness remained clear when we heard the sound, enabling us to accept the system willingly. Do you follow?”</w:t>
+        <w:br/>
+        <w:br/>
+        <w:br/>
+        <w:t>Lucy nodded, showing that she got it. Lucas went on with more details. “So, unlike us, both zombies and mutated animals might have their own systems, but only we possess the intelligence to comprehend and make use of it. The system, while seemingly unhelpful and obscure, ensures equality by granting every species a system. However, whether they can utilize it depends on their capacity.”</w:t>
+        <w:br/>
+        <w:br/>
+        <w:br/>
+        <w:t>Looking right at her, Lucas said, “Based on this premise, it's possible that we can also provide experience points to zombies. It seems that both mutated animals and zombies possess their own levels, offering varying experience points based on their levels. Though I'm uncertain of our value currently, considering our intelligence and strength.”</w:t>
+        <w:br/>
+        <w:br/>
+        <w:br/>
+        <w:t>“Lucas, how many intelligence points do you have?” Lucy asked.</w:t>
+        <w:br/>
+        <w:br/>
+        <w:br/>
+        <w:t>“Hmm, I believe I have around 25 points, which is just five points above the average,” Lucas replied.</w:t>
+        <w:br/>
+        <w:br/>
+        <w:br/>
+        <w:t>“Only five points...” Lucy mumbled; a bit disheartened. She thought to herself, ‘Damn, I'm even below average. No wonder I struggle with my studies.’</w:t>
+        <w:br/>
+        <w:br/>
+        <w:br/>
+        <w:t>Changing the subject, she asked, “So, Lucas, how old are you?”</w:t>
+        <w:br/>
+        <w:br/>
+        <w:br/>
+        <w:t>With a grin, Lucas replied, “I'm 16 too, just like you. Had my birthday three days back.”</w:t>
+        <w:br/>
+        <w:br/>
+        <w:br/>
+        <w:t>Lucy nodded, taking it in. They were both trying to figure out this weird new world together.</w:t>
+        <w:br/>
+        <w:br/>
+        <w:br/>
+        <w:t>Turning back to Lucas, she wanted to steer away from the serious stuff. “Hey, me too! I hit sixteen last month,” she shared.</w:t>
+        <w:br/>
+        <w:br/>
+        <w:br/>
+        <w:t>This surprised Lucas, and he joined in her joy. She was just a bit older than him. Lucas, standing at a standard 170+ cm, looked pretty average, and Lucy had thought he was 18 when they first met.</w:t>
+        <w:br/>
+        <w:br/>
+        <w:br/>
+        <w:t>Amidst her playful teasing, Lucy got a curious thought. “Wait... was your birthday on that very day?” she asked.</w:t>
+        <w:br/>
+        <w:br/>
+        <w:br/>
+        <w:t>A bit choked up, Lucas admitted, “Uh, yeah.”</w:t>
+        <w:br/>
+        <w:br/>
+        <w:br/>
+        <w:t>Amused, she teased him more. “So that's why you're so strong. Took down all the zombies at your birthday party, huh? You seem like a guy with a big brain.”</w:t>
+        <w:br/>
+        <w:br/>
+        <w:br/>
+        <w:t>“Well, I suppose, but my birthday was actually that night,” he clarified, avoiding eye contact.</w:t>
+        <w:br/>
+        <w:br/>
+        <w:br/>
+        <w:t>“What about your parents? Adults usually drink at parties, right?”</w:t>
+        <w:br/>
+        <w:br/>
+        <w:br/>
+        <w:t>Lucas hesitated before admitting, “No parents. They're not around anymore.”</w:t>
+        <w:br/>
+        <w:br/>
+        <w:br/>
+        <w:t>“I'm so sorry,” Lucy expressed her sympathy, creating an awkward pause between them.</w:t>
+        <w:br/>
+        <w:br/>
+        <w:br/>
+        <w:t>Clearing his throat, Lucas forced a smile, trying to lighten the mood. It worked, and Lucy burst into giggles. Seeing her laugh, Lucas joined in.</w:t>
+        <w:br/>
+        <w:br/>
+        <w:br/>
+        <w:t>The awkwardness faded, and Lucas suggested, “Let's get moving. The sun's going down soon.” He checked his phone; it was 12:24 p.m.</w:t>
+        <w:br/>
+        <w:br/>
+        <w:br/>
+        <w:t>Perplexed, Lucy asked, “Where are we going?”</w:t>
+        <w:br/>
+        <w:t>If you spot this tale on Amazon, know that it has been stolen. Report the violation.</w:t>
+        <w:br/>
+        <w:br/>
+        <w:br/>
+        <w:t>“To the city,” Lucas replied, a bit surprised by her uncertainty.</w:t>
+        <w:br/>
+        <w:br/>
+        <w:br/>
+        <w:t>“Why? It could be full of zombies.”</w:t>
+        <w:br/>
+        <w:br/>
+        <w:br/>
+        <w:t>Lucas explained, “I'm going there to level up. If what you said about a high zombie population is true, it's an even better reason to go. The city probably has the most zombie experience points right now. Mutated animals level up too fast, and there are too many of them. Killing zombies for experience gives me a chance to survive encounters with mutated beasts in the future. Plus, zombies lacking decision-making abilities and hunting instincts are easier to take down than mutated animals.”</w:t>
+        <w:br/>
+        <w:br/>
+        <w:br/>
+        <w:t>At first, Lucy thought about talking him out of his risky plan, but his argument just made too much sense. Considering her days of just avoiding zombie bites, she realized her view had been too short-term.</w:t>
+        <w:br/>
+        <w:br/>
+        <w:br/>
+        <w:t>Torn between running from the city and getting stronger for self-defense, Lucy sighed. “Okay, can you take me with you? If the outskirts have mutated beasts from slaughterhouses, as you said, it might not be safe there.”</w:t>
+        <w:br/>
+        <w:br/>
+        <w:br/>
+        <w:t>“You're welcome,” Lucas agreed warmly. Having someone to share thoughts with felt comforting in this dire situation. An introverted person, he rarely had friends outside of online gaming. Real-life peers, even at construction sites, avoided him because of his golden skin tone, thinking it meant dirt and a lower social class. Rumors about him being an orphan with bad luck only made things worse.</w:t>
+        <w:br/>
+        <w:br/>
+        <w:br/>
+        <w:t>Lucas sighed, thinking about his situation. Despite the complications, he knew having a companion for discussions and support was useful during this apocalypse. Survival was the priority, and he couldn't be picky about companionship.</w:t>
+        <w:br/>
+        <w:br/>
+        <w:br/>
+        <w:t>His gaze focused on the fair-skinned girl in a red and white school uniform of decent quality, while he wore three $2 shirts he'd found in a sale. Sighing, he thought, 'She seems like a decent person.'</w:t>
+        <w:br/>
+        <w:br/>
+        <w:br/>
+        <w:t>Approaching her, he said, “Let's get moving.”</w:t>
+        <w:br/>
+        <w:br/>
+        <w:br/>
+        <w:t>“Sure, just a moment,” she replied, finishing the snack from earlier.</w:t>
+        <w:br/>
+        <w:br/>
+        <w:br/>
+        <w:t>Watching her eat, Lucas advised, “You know, avoid alcohol. We're still minors, and it's bad for your liver and kidneys. The people who drank turned into zombies.”</w:t>
+        <w:br/>
+        <w:br/>
+        <w:br/>
+        <w:t>She was momentarily speechless. “Got it,” she said, hiding her annoyance. 'Obviously, I didn't drink any. Or else I'd be a zombie snack by now,' she thought.</w:t>
+        <w:br/>
+        <w:br/>
+        <w:br/>
+        <w:t>Lucas saw her following his advice as a good sign. “Ready?” he asked as she took the last bite.</w:t>
+        <w:br/>
+        <w:br/>
+        <w:br/>
+        <w:t>“Yes,” she confirmed, swallowing the last bit.</w:t>
+        <w:br/>
+        <w:br/>
+        <w:br/>
+        <w:t>“Let's go,” Lucas said, grabbing his bag. They left the white building together.</w:t>
+        <w:br/>
+        <w:br/>
+        <w:br/>
         <w:t>***</w:t>
+        <w:br/>
+        <w:br/>
+        <w:br/>
+        <w:t>“Stop swinging that around,” Lucas facepalmed, watching as his spear took down the last zombie.</w:t>
+        <w:br/>
+        <w:br/>
+        <w:br/>
+        <w:t>---</w:t>
+        <w:br/>
+        <w:br/>
+        <w:br/>
+        <w:t>[Level 1 Zombie Killed, Awarding 50 Exp!]</w:t>
+        <w:br/>
+        <w:br/>
+        <w:br/>
+        <w:t>[Received 5 Coins!]</w:t>
+        <w:br/>
+        <w:br/>
+        <w:br/>
+        <w:t>[Leveling Exp Reach: 410/400!]</w:t>
+        <w:br/>
+        <w:br/>
+        <w:br/>
+        <w:t>[Leveling Up: Level 6!]</w:t>
+        <w:br/>
+        <w:br/>
+        <w:br/>
+        <w:t>[Receiving 2 Stat Points and 1 Skill Point!]</w:t>
+        <w:br/>
+        <w:br/>
+        <w:br/>
+        <w:t>---</w:t>
+        <w:br/>
+        <w:br/>
+        <w:br/>
+        <w:t>“Put all your stat points into strength from now on,” he suggested, watching Lucy struggle with the heavy katana in one hand.</w:t>
+        <w:br/>
+        <w:br/>
+        <w:br/>
+        <w:t>“I'm thinking the same,” Lucy replied, a bit bitterly. After leaving the class change building, they ran into three zombies, and Lucas took care of them himself. Impressed, she asked him to help her get stronger and face zombies on her own. Little did she know he'd throw her into another trio of zombies with the long, black katana.</w:t>
+        <w:br/>
+        <w:br/>
+        <w:br/>
+        <w:t>Thinking back, she felt a bit defeated. She swung the hefty katana wildly out of fear, killing two zombies with spins, while Lucas skewered the last one with his spear.</w:t>
+        <w:br/>
+        <w:br/>
+        <w:br/>
+        <w:t>“You could've warned me before tossing me in,” she said, feeling more at ease with Lucas as she got to know him.</w:t>
+        <w:br/>
+        <w:br/>
+        <w:br/>
+        <w:t>“Zombies don't give warnings; real life doesn't work like that, Lucy!” Lucas retorted, rolling his eyes. He understood her personality better and was getting more comfortable with her.</w:t>
+        <w:br/>
+        <w:br/>
+        <w:br/>
+        <w:t>Lucy went silent at his response.</w:t>
+        <w:br/>
+        <w:br/>
+        <w:br/>
+        <w:t>“Did you level up?” Lucas asked suddenly.</w:t>
+        <w:br/>
+        <w:br/>
+        <w:br/>
+        <w:t>“Yeah, leveled up twice.”</w:t>
+        <w:br/>
+        <w:br/>
+        <w:br/>
+        <w:t>“Then put all those points into strength. I have some points left. Just say what I say, changing the number a bit,” Lucas instructed, looking at her before saying, “System, 2 points to strength.”</w:t>
+        <w:br/>
+        <w:br/>
+        <w:br/>
+        <w:t>---</w:t>
+        <w:br/>
+        <w:br/>
+        <w:br/>
+        <w:t>[Allocating 2 Stat Points to Strength!]</w:t>
+        <w:br/>
+        <w:br/>
+        <w:br/>
+        <w:t>---</w:t>
+        <w:br/>
+        <w:br/>
+        <w:br/>
+        <w:t>After the system notification sound, he said, “And if you want to put points into something else, just change the name. Like this…” “System, 2 points to intelligence.”</w:t>
+        <w:br/>
+        <w:br/>
+        <w:br/>
+        <w:t>---</w:t>
+        <w:br/>
+        <w:br/>
+        <w:br/>
+        <w:t>[Allocating 2 Stat Points to Intelligence!]</w:t>
+        <w:br/>
+        <w:br/>
+        <w:br/>
+        <w:t>---</w:t>
+        <w:br/>
+        <w:br/>
+        <w:br/>
+        <w:t>“Get it? Give it a try.”</w:t>
+        <w:br/>
+        <w:br/>
+        <w:br/>
+        <w:t>“Sure, umm…” Lucy replied, looking away from Lucas.</w:t>
+        <w:br/>
+        <w:br/>
+        <w:br/>
+        <w:t>“System, 4 points to strength,” she said, the familiar robotic voice in her head.</w:t>
+        <w:br/>
+        <w:br/>
+        <w:br/>
+        <w:t>---</w:t>
+        <w:br/>
+        <w:br/>
+        <w:br/>
+        <w:t>[Allocating 4 Stat Points to Strength!]</w:t>
+        <w:br/>
+        <w:br/>
+        <w:br/>
+        <w:t>---</w:t>
+        <w:br/>
+        <w:br/>
+        <w:br/>
+        <w:t>“Did you hear it?” Lucas asked, looking at her. Lucy nodded.</w:t>
+        <w:br/>
+        <w:br/>
+        <w:br/>
+        <w:t>“Alright, let's keep going,” Lucas suggested, picking up both his spear and her cleaned katana.</w:t>
+        <w:br/>
+        <w:br/>
+        <w:br/>
+        <w:t>“Here's yours,” he said, giving her the katana.</w:t>
+        <w:br/>
+        <w:br/>
+        <w:br/>
+        <w:t>“Thanks,” she said, liking the clean blade without any lingering green blood.</w:t>
+        <w:br/>
+        <w:br/>
+        <w:br/>
+        <w:t>“No problem, you're welcome.”</w:t>
+        <w:br/>
+        <w:br/>
       </w:r>
     </w:p>
-    <w:p>
-      <w:pPr>
-        <w:spacing w:before="0" w:after="120"/>
-      </w:pPr>
-      <w:r>
-        <w:t>By noon she was at Level 2. By mid-afternoon she was at Level 3.</w:t>
-      </w:r>
-    </w:p>
-    <w:p>
-      <w:pPr>
-        <w:spacing w:before="0" w:after="120"/>
-      </w:pPr>
-      <w:r>
-        <w:t>She had her own style of fighting — not a practiced one, not yet, but a consistent one. She preferred distance when she could get it and she was good at reading when a zombie was about to change direction, which was the same instinct as reading a crowd, and she'd apparently spent years reading crowds at her parents' dinner parties. She told him that while they were resting in a shop doorway between kills, eating dried fish from his pouch.</w:t>
-      </w:r>
-    </w:p>
-    <w:p>
-      <w:pPr>
-        <w:spacing w:before="0" w:after="120"/>
-      </w:pPr>
-      <w:r>
-        <w:t>"Dinner parties," he said.</w:t>
-      </w:r>
-    </w:p>
-    <w:p>
-      <w:pPr>
-        <w:spacing w:before="0" w:after="120"/>
-      </w:pPr>
-      <w:r>
-        <w:t>"Every other week. My parents would invite their hospital colleagues." She pulled a piece of fish off the strip and chewed it. "I'd sit in the corner and figure out who was about to talk to who."</w:t>
-      </w:r>
-    </w:p>
-    <w:p>
-      <w:pPr>
-        <w:spacing w:before="0" w:after="120"/>
-      </w:pPr>
-      <w:r>
-        <w:t>"And that helps with zombies."</w:t>
-      </w:r>
-    </w:p>
-    <w:p>
-      <w:pPr>
-        <w:spacing w:before="0" w:after="120"/>
-      </w:pPr>
-      <w:r>
-        <w:t>"More than you'd think."</w:t>
-      </w:r>
-    </w:p>
-    <w:p>
-      <w:pPr>
-        <w:spacing w:before="0" w:after="120"/>
-      </w:pPr>
-      <w:r>
-        <w:t>He'd noticed she read the room when they entered new spaces — checked angles, tracked where things were moving. He'd been doing the same thing by instinct since he was twelve and working construction, where not paying attention to the room got people hurt. Different origins, same reflex.</w:t>
-      </w:r>
-    </w:p>
-    <w:p>
-      <w:pPr>
-        <w:spacing w:before="0" w:after="120"/>
-      </w:pPr>
-      <w:r>
-        <w:t>They talked while they worked. Not constantly — there were long stretches where neither of them said anything — but in the breaks between kills and when they stopped to eat. He told her his theory about why some people became zombies and others didn't.</w:t>
-      </w:r>
-    </w:p>
-    <w:p>
-      <w:pPr>
-        <w:spacing w:before="0" w:after="120"/>
-      </w:pPr>
-      <w:r>
-        <w:t>The mutation announcement had come at midnight. The announcement itself was the trigger, he thought — for humans who heard it and were conscious, the system activated and gave them a choice: accept and become a player, or refuse and become nothing. For humans who were unconscious at midnight, asleep or drunk or too far under to process a sound, the system had no choice to present. The mutation happened anyway, but without direction. It used whatever the body's instincts prioritized — strength, aggression, the drive to consume — and the result was a zombie.</w:t>
-      </w:r>
-    </w:p>
-    <w:p>
-      <w:pPr>
-        <w:spacing w:before="0" w:after="120"/>
-      </w:pPr>
-      <w:r>
-        <w:t>He couldn't prove this. But it explained why the zombies at the KTV party were everyone except Lucy, who hadn't been drinking. It explained why Mr. Wansa had turned while his wife hadn't visited the house until the next day. It explained why the zombie stat allocation always seemed to favor strength and speed over intelligence.</w:t>
-      </w:r>
-    </w:p>
-    <w:p>
-      <w:pPr>
-        <w:spacing w:before="0" w:after="120"/>
-      </w:pPr>
-      <w:r>
-        <w:t>"Your intelligence stat is 25," Lucy said. She was working on a strip of dried fish. "Does that mean the system values intelligence differently than the rest?"</w:t>
-      </w:r>
-    </w:p>
-    <w:p>
-      <w:pPr>
-        <w:spacing w:before="0" w:after="120"/>
-      </w:pPr>
-      <w:r>
-        <w:t>"Maybe." He'd thought about this. "Or maybe my baseline intelligence was already higher than my baseline strength, and the system just reported what was there."</w:t>
-      </w:r>
-    </w:p>
-    <w:p>
-      <w:pPr>
-        <w:spacing w:before="0" w:after="120"/>
-      </w:pPr>
-      <w:r>
-        <w:t>"Your agility is 16 and you said it felt wrong."</w:t>
-      </w:r>
-    </w:p>
-    <w:p>
-      <w:pPr>
-        <w:spacing w:before="0" w:after="120"/>
-      </w:pPr>
-      <w:r>
-        <w:t>"It did. I catch fish every day. I should be faster." He flexed his wrist. "The system might measure a specific kind of speed — reaction time, combat quickness — rather than just running speed."</w:t>
-      </w:r>
-    </w:p>
-    <w:p>
-      <w:pPr>
-        <w:spacing w:before="0" w:after="120"/>
-      </w:pPr>
-      <w:r>
-        <w:t>She thought about that. "I spent a lot of time at dinner parties standing in corners not talking to people. My agility was 7 when you found me." She looked at the katana. "The body does what it practiced."</w:t>
-      </w:r>
-    </w:p>
-    <w:p>
-      <w:pPr>
-        <w:spacing w:before="0" w:after="120"/>
-      </w:pPr>
-      <w:r>
-        <w:t>He thought about that. His body knew how to do hard physical work in heat, knew how to balance on a boat in chop, knew how to swing something heavy and get power from the hips rather than the arms. None of those things showed up as combat skills in the system — they showed up as a strength stat at average and a vitality that kept him on his feet when he was hungry. The system measured something about readiness. The lived part was underneath.</w:t>
-      </w:r>
-    </w:p>
-    <w:p>
-      <w:pPr>
-        <w:spacing w:before="0" w:after="120"/>
-      </w:pPr>
-      <w:r>
-        <w:t>"Your vitality is 32," he said. "Mine is 25."</w:t>
-      </w:r>
-    </w:p>
-    <w:p>
-      <w:pPr>
-        <w:spacing w:before="0" w:after="120"/>
-      </w:pPr>
-      <w:r>
-        <w:t>"What does vitality do, practically?"</w:t>
-      </w:r>
-    </w:p>
-    <w:p>
-      <w:pPr>
-        <w:spacing w:before="0" w:after="120"/>
-      </w:pPr>
-      <w:r>
-        <w:t>"I don't know exactly. I think it's how much damage you can take. Or how fast you recover." He paused. "You might be harder to hurt than I am."</w:t>
-      </w:r>
-    </w:p>
-    <w:p>
-      <w:pPr>
-        <w:spacing w:before="0" w:after="120"/>
-      </w:pPr>
-      <w:r>
-        <w:t>She chewed on that. Ate the last of the dried fish.</w:t>
-      </w:r>
-    </w:p>
-    <w:p>
-      <w:pPr>
-        <w:spacing w:before="0" w:after="120"/>
-      </w:pPr>
-      <w:r>
-        <w:t>"Or I've just been sick a lot," she said.</w:t>
-      </w:r>
-    </w:p>
-    <w:p>
-      <w:pPr>
-        <w:spacing w:before="0" w:after="120"/>
-      </w:pPr>
-      <w:r>
-        <w:t>"Same thing, depending on how your body dealt with it."</w:t>
-      </w:r>
-    </w:p>
-    <w:p>
-      <w:pPr>
-        <w:spacing w:before="0" w:after="120"/>
-      </w:pPr>
-      <w:r>
-        <w:t>She thought about that for a moment and then moved on, because that was what he'd noticed about her in four days: she took information in, turned it over once, and filed it. She didn't spiral. When she was scared she was scared out loud and then she was past it. He'd expected it to grate on him — the emotional display — but it didn't particularly. It was just different from how he did it.</w:t>
-      </w:r>
-    </w:p>
-    <w:p>
-      <w:pPr>
-        <w:spacing w:before="0" w:after="120"/>
-      </w:pPr>
-      <w:r>
-        <w:t>"My cousins would have been asleep," she said. "It was 12:30 AM." She was quiet for a moment. "My parents were probably still at the hospital." She took another bite of fish. "So they would have been awake."</w:t>
-      </w:r>
-    </w:p>
-    <w:p>
-      <w:pPr>
-        <w:spacing w:before="0" w:after="120"/>
-      </w:pPr>
-      <w:r>
-        <w:t>He didn't say anything.</w:t>
-      </w:r>
-    </w:p>
-    <w:p>
-      <w:pPr>
-        <w:spacing w:before="0" w:after="120"/>
-      </w:pPr>
-      <w:r>
-        <w:t>"Probably players," she said. "Somewhere."</w:t>
-      </w:r>
-    </w:p>
-    <w:p>
-      <w:pPr>
-        <w:spacing w:before="0" w:after="120"/>
-      </w:pPr>
-      <w:r>
-        <w:t>"Probably," he agreed, which wasn't a promise about anything. She knew that.</w:t>
-      </w:r>
-    </w:p>
-    <w:p>
-      <w:pPr>
-        <w:spacing w:before="0" w:after="120"/>
-      </w:pPr>
-      <w:r>
-        <w:t>They moved south along the road that afternoon, staying within half a kilometer of the white building, working through the zombies that appeared in clusters of two and three. She leveled twice. Her agility went up when she allocated points — she put most of them into agility and some into strength, which he thought was the right call given her vitality was already high. She was still slower than him but getting quicker with the katana.</w:t>
-      </w:r>
-    </w:p>
-    <w:p>
-      <w:pPr>
-        <w:spacing w:before="0" w:after="120"/>
-      </w:pPr>
-      <w:r>
-        <w:t>By evening they had both leveled again. He was at Level 7. She was at Level 4. The EXP gap between his level and hers was wide — his kills gave more EXP because of his level — and he watched her rack up kills methodically, without ceremony. She didn't vomit, which he'd half-expected from someone who'd never killed anything. She cried once, briefly, after a zombie that had been wearing a nurse's uniform. She turned away and he looked at a different wall and after two minutes she was back.</w:t>
-      </w:r>
-    </w:p>
-    <w:p>
-      <w:pPr>
-        <w:spacing w:before="0" w:after="120"/>
-      </w:pPr>
-      <w:r>
-        <w:t>"My mom wears that same uniform," she said. "Wore."</w:t>
-      </w:r>
-    </w:p>
-    <w:p>
-      <w:pPr>
-        <w:spacing w:before="0" w:after="120"/>
-      </w:pPr>
-      <w:r>
-        <w:t>He handed her a carton of soy milk from the pouch.</w:t>
-      </w:r>
-    </w:p>
-    <w:p>
-      <w:pPr>
-        <w:spacing w:before="0" w:after="120"/>
-      </w:pPr>
-      <w:r>
-        <w:t>She took it. "Thanks." She looked at the carton. "This is soy milk."</w:t>
-      </w:r>
-    </w:p>
-    <w:p>
-      <w:pPr>
-        <w:spacing w:before="0" w:after="120"/>
-      </w:pPr>
-      <w:r>
-        <w:t>"Yes."</w:t>
-      </w:r>
-    </w:p>
-    <w:p>
-      <w:pPr>
-        <w:spacing w:before="0" w:after="120"/>
-      </w:pPr>
-      <w:r>
-        <w:t>"I love soy milk." She drank half in one go. "I'm lactose intolerant. Normal milk wrecks me." She looked at him. "How did you know?"</w:t>
-      </w:r>
-    </w:p>
-    <w:p>
-      <w:pPr>
-        <w:spacing w:before="0" w:after="120"/>
-      </w:pPr>
-      <w:r>
-        <w:t>"I didn't. I grabbed everything in the dairy section that looked long-shelf."</w:t>
-      </w:r>
-    </w:p>
-    <w:p>
-      <w:pPr>
-        <w:spacing w:before="0" w:after="120"/>
-      </w:pPr>
-      <w:r>
-        <w:t>She gave him a very flat look. "That's the most practical thing anyone has ever done for me."</w:t>
-      </w:r>
-    </w:p>
-    <w:p>
-      <w:pPr>
-        <w:spacing w:before="0" w:after="120"/>
-      </w:pPr>
-      <w:r>
-        <w:t>Lucas pulled out his own can of beans and said nothing. He was fairly certain she was being sarcastic. He was also fairly certain it didn't require a response.</w:t>
-      </w:r>
-    </w:p>
-    <w:p>
-      <w:pPr>
-        <w:spacing w:before="0" w:after="120"/>
-      </w:pPr>
-      <w:r>
-        <w:t>They went back to the white building at dusk and he locked the door and checked the room over before they settled. He'd been alone in the building the last two nights. The presence of another person — even a quiet one — changed the acoustics of the space. He noticed it more than he expected to.</w:t>
-      </w:r>
-    </w:p>
-    <w:p>
-      <w:pPr>
-        <w:spacing w:before="0" w:after="120"/>
-      </w:pPr>
-      <w:r>
-        <w:t>He gave her the jacket for a pillow. He used his backpack.</w:t>
-      </w:r>
-    </w:p>
-    <w:p>
-      <w:pPr>
-        <w:spacing w:before="0" w:after="120"/>
-      </w:pPr>
-      <w:r>
-        <w:t>"What's your plan?" she asked from her side of the floor. "Beyond Level 10."</w:t>
-      </w:r>
-    </w:p>
-    <w:p>
-      <w:pPr>
-        <w:spacing w:before="0" w:after="120"/>
-      </w:pPr>
-      <w:r>
-        <w:t>"Class change. Then figure out what comes after."</w:t>
-      </w:r>
-    </w:p>
-    <w:p>
-      <w:pPr>
-        <w:spacing w:before="0" w:after="120"/>
-      </w:pPr>
-      <w:r>
-        <w:t>"After class change."</w:t>
-      </w:r>
-    </w:p>
-    <w:p>
-      <w:pPr>
-        <w:spacing w:before="0" w:after="120"/>
-      </w:pPr>
-      <w:r>
-        <w:t>"I don't know. Keep going." He thought about it. "The city. There are more zombies toward the city. More EXP. More things to find."</w:t>
-      </w:r>
-    </w:p>
-    <w:p>
-      <w:pPr>
-        <w:spacing w:before="0" w:after="120"/>
-      </w:pPr>
-      <w:r>
-        <w:t>She was quiet for a moment. "Can I come?"</w:t>
-      </w:r>
-    </w:p>
-    <w:p>
-      <w:pPr>
-        <w:spacing w:before="0" w:after="120"/>
-      </w:pPr>
-      <w:r>
-        <w:t>He looked at the ceiling.</w:t>
-      </w:r>
-    </w:p>
-    <w:p>
-      <w:pPr>
-        <w:spacing w:before="0" w:after="120"/>
-      </w:pPr>
-      <w:r>
-        <w:t>"You've got the katana," he said. "You're already Level 4. Might as well."</w:t>
-      </w:r>
-    </w:p>
-    <w:p>
-      <w:pPr>
-        <w:spacing w:before="0" w:after="120"/>
-      </w:pPr>
-      <w:r>
-        <w:t>She made a sound that might have been the beginning of a laugh. "High praise."</w:t>
-      </w:r>
-    </w:p>
-    <w:p>
-      <w:pPr>
-        <w:spacing w:before="0" w:after="120"/>
-      </w:pPr>
-      <w:r>
-        <w:t>He closed his eyes.</w:t>
-      </w:r>
-    </w:p>
-    <w:p>
-      <w:pPr>
-        <w:spacing w:before="0" w:after="120"/>
-      </w:pPr>
-      <w:r>
-        <w:t>"Get some sleep," he said. "We're not at Level 10 yet."</w:t>
-      </w:r>
-    </w:p>
-    <w:p>
-      <w:pPr>
-        <w:spacing w:before="0" w:after="120"/>
-      </w:pPr>
-      <w:r>
-        <w:t>She was quiet. Then: "Lucas."</w:t>
-      </w:r>
-    </w:p>
-    <w:p>
-      <w:pPr>
-        <w:spacing w:before="0" w:after="120"/>
-      </w:pPr>
-      <w:r>
-        <w:t>"What."</w:t>
-      </w:r>
-    </w:p>
-    <w:p>
-      <w:pPr>
-        <w:spacing w:before="0" w:after="120"/>
-      </w:pPr>
-      <w:r>
-        <w:t>"Thanks for the beans. Earlier. When you just handed them to me without asking."</w:t>
-      </w:r>
-    </w:p>
-    <w:p>
-      <w:pPr>
-        <w:spacing w:before="0" w:after="120"/>
-      </w:pPr>
-      <w:r>
-        <w:t>He didn't say anything.</w:t>
-      </w:r>
-    </w:p>
-    <w:p>
-      <w:pPr>
-        <w:spacing w:before="0" w:after="120"/>
-      </w:pPr>
-      <w:r>
-        <w:t>She went to sleep before he did, from the change in her breathing. He lay on the hard floor and looked at the white ceiling and thought about what he knew so far: zombies leveled up over time, humans leveled through kills, the system wanted them at Level 10 for a class change, and somewhere further into the city there were things he hadn't encountered yet.</w:t>
-      </w:r>
-    </w:p>
-    <w:p>
-      <w:pPr>
-        <w:spacing w:before="0" w:after="120"/>
-      </w:pPr>
-      <w:r>
-        <w:t>Tomorrow they'd push south. He had 700 EXP to Level 8 and she needed 600 to Level 5. They could cover both in one morning if the zombie density held.</w:t>
-      </w:r>
-    </w:p>
-    <w:p>
-      <w:pPr>
-        <w:spacing w:before="0" w:after="120"/>
-      </w:pPr>
-      <w:r>
-        <w:t>He turned onto his side and let his body be tired.</w:t>
-      </w:r>
-    </w:p>
+    <w:sectPr>
+      <w:pgSz w:w="12240" w:h="15840"/>
+      <w:pgMar w:top="1440" w:right="1800" w:bottom="1440" w:left="1800" w:header="720" w:footer="720" w:gutter="0"/>
+      <w:cols w:space="720"/>
+      <w:docGrid w:linePitch="360"/>
+    </w:sectPr>
   </w:body>
 </w:document>
 </file>
